--- a/example_articles/us_region/South/6.us_region_South_Other_publisher.docx
+++ b/example_articles/us_region/South/6.us_region_South_Other_publisher.docx
@@ -29,17 +29,17 @@
     </w:p>
     <w:p>
       <w:r>
-        <w:t>Source File: Other publishers/Files (500) (16).DOCX</w:t>
+        <w:t>Source file: Other publishers/Files (500) (16).DOCX</w:t>
       </w:r>
     </w:p>
     <w:p>
       <w:r>
-        <w:t>Raw locations result: ['Texas']</w:t>
+        <w:t>Raw locations result, 'locations': ['Texas']</w:t>
       </w:r>
     </w:p>
     <w:p>
       <w:r>
-        <w:t>us_region_stand_flat (Standardized): South</w:t>
+        <w:t>Standardized locations result, 'us_region_stand_flat': South</w:t>
       </w:r>
     </w:p>
     <w:p>

--- a/example_articles/us_region/South/6.us_region_South_Other_publisher.docx
+++ b/example_articles/us_region/South/6.us_region_South_Other_publisher.docx
@@ -7,9 +7,7 @@
         <w:pStyle w:val="Heading1"/>
       </w:pPr>
       <w:r>
-        <w:t>How budget wars playing at home;</w:t>
-        <w:br/>
-        <w:t>In St. Louis, a revolt brewing</w:t>
+        <w:t>Gulf contribution reflects South's military tradition</w:t>
       </w:r>
     </w:p>
     <w:p>
@@ -19,22 +17,22 @@
     </w:p>
     <w:p>
       <w:r>
-        <w:t>Date: 1990-09-13</w:t>
+        <w:t>Date: 1990-12-12</w:t>
       </w:r>
     </w:p>
     <w:p>
       <w:r>
-        <w:t>Section: NEWS; Pg. 8A</w:t>
+        <w:t>Section: NEWS; Pg. 10A; Statesline</w:t>
       </w:r>
     </w:p>
     <w:p>
       <w:r>
-        <w:t>Source file: Other publishers/Files (500) (16).DOCX</w:t>
+        <w:t>Source file: Other publishers/Files (500) (27).DOCX</w:t>
       </w:r>
     </w:p>
     <w:p>
       <w:r>
-        <w:t>Raw locations result, 'locations': ['Texas']</w:t>
+        <w:t>Raw locations result, 'locations': ['Mississippi', 'Louisiana', 'Tennessee', 'Alabama', 'Florida', 'North Carolina', 'Arkansas', 'Georgia', 'South Carolina']</w:t>
       </w:r>
     </w:p>
     <w:p>
@@ -51,39 +49,67 @@
     </w:p>
     <w:p>
       <w:r>
-        <w:t>Beer drinkers living in the shadow of the Anheuser-Busch brewery are taking a stand over their six-packs.</w:t>
+        <w:t>A fictional Southerner in Mac Hyman's No Time For Sergeants summed up why he wanted to be in the infantry, nearly 40 years ago:</w:t>
         <w:br/>
-        <w:t>''It's not like they're taxing milk or bread, but beer is sort of like the poor man's psychiatrist,'' says Don Jefferson, 52, a truck driver.</w:t>
+        <w:t>''My great-grandpa was under Stonewall Jackson in the Battle of Chancellorsville … and his brother was with Forrest and my Dad … was in the Rainbow Division and I had two brothers in the last war,'' said the character Ben.</w:t>
         <w:br/>
-        <w:t>''A poor man can't afford a $ 100-an-hour shrink, but he can afford a $ 3.60 six pack - at least he can for now.''</w:t>
+        <w:t>The tradition of fighting Southerners is continuing during the military buildup in the Persian Gulf. States like Mississippi, Louisiana, Tennessee, Alabama, Florida and North Carolina are contributing more than their share of the National Guard and Reserves.</w:t>
         <w:br/>
-        <w:t>In this working-class neighborhood on the city's south side, proposed increases in the federal excise tax on beer are a sign that politicians appear to have lost touch with the common man.</w:t>
+        <w:t>Statistics from the Department of Defense show Southern states lead the rest of the nation in the number of recently activated reservists. By Nov. 25, Alabama, with 3,988 activated reserve troops, had contributed nearly as many reservists to the recent call-up as much more populous California, where 4,050 had been activated.</w:t>
         <w:br/>
-        <w:t>''Why don't they tax diamonds and furs and foreign stuff?'' asks construction worker George Bertanelli, 42.  ''If you can afford that kind of thing, paying more taxes isn't going to bother you.''</w:t>
+        <w:t>Among the leaders in numbers of activated reserves were: Arkansas, 2,221; Florida, 2,905; Georgia, 3,189; Tennessee, 3,022; South Carolina, 1,844; Louisiana, 2,390; Mississippi, 2,005; and North Carolina, 3,443.</w:t>
         <w:br/>
-        <w:t>In fact, taxes on luxury items are being considered as part of deficit reduction.</w:t>
+        <w:t>By comparison, New York state, with a population of 17.5 million, contributed 3,065 reserve troops. Pennsylvania, more populous than any Southern state except Florida and Texas, contributed 1,578 out of its 12 million population.</w:t>
         <w:br/>
-        <w:t>As for beer, taxes could double or more, from the current 16 cents a six- pack.</w:t>
+        <w:t>While these figures change daily, the pattern of contributions from individual states isn't likely to change.</w:t>
         <w:br/>
-        <w:t>Beer taxes haven't increased since 1951. And Anheuser-Busch Cos. is tapping populist resentment with its ''Can the Beer Tax'' campaign.</w:t>
+        <w:t>The lingering small town, rural nature of the South is a major factor in the popularity of the Guard and Reserves in the region, said Rep. G.V. ''Sonny'' Montgomery, D-Miss., a high-ranking member of the House Armed Services Committee and chairman of the House Veterans Affairs Committee.</w:t>
         <w:br/>
-        <w:t>The campaign, launched on television and in newspapers in July, has produced results: more than 1 million letters sent to Congress and more than 1 million signatures on can-the-beer-tax petitions, says spokesman Pete Faur.</w:t>
+        <w:t>''It is the small town South,'' said Montgomery, a World War II veteran. ''It hasn't changed. That is the way it was in World War II, Korea and Vietnam.''</w:t>
         <w:br/>
-        <w:t>''A wealthy individual in this country can pay dues at three country clubs, buy his wife a fur coat for her birthday and a diamond necklace for Christmas, then sell some stocks and bonds to pay for it all - and he won't pay a cent in federal excise taxes,'' says Stephen Lamright, a brewery vice president.</w:t>
+        <w:t>Unlike metropolitan areas where units often struggle to find volunteers, communities in the South jealously seek to get Guard and Reserve units because of their economic boost to the area, Montgomery said. These units become part of the fabric of small-town society, he said.</w:t>
         <w:br/>
-        <w:t>Desiree Schuster, 64, a St. Louis homemaker, says that the beer tax could sound the death knell for taverns in her German-influenced neighborhood.</w:t>
+        <w:t>''It is kind of the center of the community, the armory. In the big city, you've got stadiums, coliseums, skating rinks.''</w:t>
         <w:br/>
-        <w:t>''Twenty years ago, south St. Louis was all German, and there was a tavern on every block,'' Schuster says.</w:t>
+        <w:t>The Persian Gulf crisis has shown the Pentagon's increased dependence on these Guard and Reserve units, which play a larger role today in both support and combat missions than ever before.</w:t>
         <w:br/>
-        <w:t>''Now, there's one every six blocks,'' she says.</w:t>
+        <w:t>The Pentagon has no regional breakdown of regular troops that may now be serving in the Persian Gulf.</w:t>
         <w:br/>
-        <w:t>''The little guy doesn't have a chance.''</w:t>
+        <w:t>But with its large working class and minority population, the South is undoubtedly a major contributor. The Pentagon says that nearly 21% of all its active troops are black. Blacks make up about 13% of the nation's population and are most heavily concentrated in the South.</w:t>
+        <w:br/>
+        <w:t>Many of the nation's military bases also are located in the South, where land has traditionally been cheap and the warm weather ideal for training.</w:t>
+        <w:br/>
+        <w:t>''It is a question of training troops in a mild climate and not having to heat large areas,'' said Karl Cocke, historian with the Army's Center for Military History in Washington. ''There is more room there (in the South and Southwest) for training activities.''</w:t>
+        <w:br/>
+        <w:t>The South's traditional patriotism, political conservatism, and economic problems have been reasons why its citizens join the military.</w:t>
+        <w:br/>
+        <w:t>Those are some of the reasons that motivated Sgt. Wayne Morgan, 59, of Nettleton, Miss., a member of the Army National Guard's recently activated 155th Armored Brigade.</w:t>
+        <w:br/>
+        <w:t>Some join simply out of loyalty to the country, Morgan said. Others join for that reason and because of ''hard times … like when I got in (1974).''</w:t>
+        <w:br/>
+        <w:t>Morgan, who worked at a garment factory in 1974, said he joined at least in part because he ''needed the extra income for my home payment.''</w:t>
+        <w:br/>
+        <w:t xml:space="preserve"> TEXT OF GRAPHIC</w:t>
+        <w:br/>
+        <w:t>Desert Shield reservists</w:t>
+        <w:br/>
+        <w:t>Total number of reservists - including National Guard units - from each state called into active duty in Operation Desert Shield. The Department of Defense numbers are as of Nov. 25.</w:t>
+        <w:br/>
+        <w:t>Guam &amp; V.I.  0</w:t>
+        <w:br/>
+        <w:t>Source: Department of Defense</w:t>
         <w:br/>
         <w:br/>
-        <w:t>Notes</w:t>
+        <w:t>Graphic</w:t>
         <w:br/>
         <w:br/>
-        <w:t>Ribbon Label; WHITTLING THE DEFICIT, RACING THE CLOCK; 1 FIRST; 4 FINAL</w:t>
+        <w:t xml:space="preserve"> </w:t>
+        <w:br/>
+        <w:t>b/w, Source: Department of Defense; PHOTO; b/w, Fred Bayles, AP</w:t>
+        <w:br/>
+        <w:t xml:space="preserve"> </w:t>
+        <w:br/>
+        <w:t>CUTLINE: GULF GOODBYE: National Guard member Ulysses Calhoun kisses daughter Whitney before leaving South Carolina for Saudi Arabia on Sept. 17.</w:t>
       </w:r>
     </w:p>
     <w:sectPr>

--- a/example_articles/us_region/South/6.us_region_South_Other_publisher.docx
+++ b/example_articles/us_region/South/6.us_region_South_Other_publisher.docx
@@ -7,7 +7,7 @@
         <w:pStyle w:val="Heading1"/>
       </w:pPr>
       <w:r>
-        <w:t>Gulf contribution reflects South's military tradition</w:t>
+        <w:t>CURRENT EVENTS</w:t>
       </w:r>
     </w:p>
     <w:p>
@@ -17,22 +17,22 @@
     </w:p>
     <w:p>
       <w:r>
-        <w:t>Date: 1990-12-12</w:t>
+        <w:t>Date: 2013-04-26</w:t>
       </w:r>
     </w:p>
     <w:p>
       <w:r>
-        <w:t>Section: NEWS; Pg. 10A; Statesline</w:t>
+        <w:t>Section: VARIETY; Pg. 8E</w:t>
       </w:r>
     </w:p>
     <w:p>
       <w:r>
-        <w:t>Source file: Other publishers/Files (500) (27).DOCX</w:t>
+        <w:t>Source file: Other publishers/Files (500) (12).DOCX</w:t>
       </w:r>
     </w:p>
     <w:p>
       <w:r>
-        <w:t>Raw locations result, 'locations': ['Mississippi', 'Louisiana', 'Tennessee', 'Alabama', 'Florida', 'North Carolina', 'Arkansas', 'Georgia', 'South Carolina']</w:t>
+        <w:t>Raw locations result, 'locations': ['Arkansas']</w:t>
       </w:r>
     </w:p>
     <w:p>
@@ -49,67 +49,37 @@
     </w:p>
     <w:p>
       <w:r>
-        <w:t>A fictional Southerner in Mac Hyman's No Time For Sergeants summed up why he wanted to be in the infantry, nearly 40 years ago:</w:t>
+        <w:t>If "Beasts of the Southern Wild" and "The Paperboy" whetted America's appetite for Gothic tales of the working-class South, "Mud" may be just the offering to satisfy those cravings.</w:t>
         <w:br/>
-        <w:t>''My great-grandpa was under Stonewall Jackson in the Battle of Chancellorsville … and his brother was with Forrest and my Dad … was in the Rainbow Division and I had two brothers in the last war,'' said the character Ben.</w:t>
+        <w:t>Writer/director Jeff Nichols creates richly realized characters in a tale that moves like a cottonmouth viper, advancing slowly until it strikes with sudden violence.</w:t>
         <w:br/>
-        <w:t>The tradition of fighting Southerners is continuing during the military buildup in the Persian Gulf. States like Mississippi, Louisiana, Tennessee, Alabama, Florida and North Carolina are contributing more than their share of the National Guard and Reserves.</w:t>
+        <w:t>Fourteen-year-old Ellis (Tye Sheridan, "The Tree of Life"), who lives on a funky Arkansas houseboat, inhabits a present-day world where few relationships have a solid foundation. He has good reason to worry that his parents (Ray McKinnon and Sarah Paulson) are headed for divorce. His best buddy, funny, foul-mouthed Neckbone (Jacob Lofland), is being raised in a trailer park by his reprobate uncle Galen (Michael Shannon), whose bedroom should have a turnstile.</w:t>
         <w:br/>
-        <w:t>Statistics from the Department of Defense show Southern states lead the rest of the nation in the number of recently activated reservists. By Nov. 25, Alabama, with 3,988 activated reserve troops, had contributed nearly as many reservists to the recent call-up as much more populous California, where 4,050 had been activated.</w:t>
+        <w:t>Turning their backs on their town's strip malls and housing developments, the boys motorboat to an isolated island in their slow-moving section of the Mississippi. Discovering a small cabin cruiser docked overhead in a tree, they aim to make it their clubhouse until they stumble onto Mud (Matthew McConaughey), a rough, gun-toting drifter using it as a hideout.</w:t>
         <w:br/>
-        <w:t>Among the leaders in numbers of activated reserves were: Arkansas, 2,221; Florida, 2,905; Georgia, 3,189; Tennessee, 3,022; South Carolina, 1,844; Louisiana, 2,390; Mississippi, 2,005; and North Carolina, 3,443.</w:t>
+        <w:t>Mud treats the boys like trusted younger brothers, admitting that he's on the run after killing a man who abused his childhood girlfriend, Juniper (Reese Witherspoon). Dispensing practical wisdom alongside iffy life advice he considers sage, Mud wins them over.</w:t>
         <w:br/>
-        <w:t>By comparison, New York state, with a population of 17.5 million, contributed 3,065 reserve troops. Pennsylvania, more populous than any Southern state except Florida and Texas, contributed 1,578 out of its 12 million population.</w:t>
+        <w:t>Ellis is particularly struck by Mud's devotion to Juniper. He's looking for a version of love that works, and the adults around him are bad examples. Ellis blossoms under Mud's attention. He slugs a bullying older boy, winning the David-and-Goliath confrontation and gaining the attention of the high school's teen queen.</w:t>
         <w:br/>
-        <w:t>While these figures change daily, the pattern of contributions from individual states isn't likely to change.</w:t>
+        <w:t>The boys give their new friend the benefit of the doubt and help him prepare his escape to Mexico. They scavenge materials to repair and lower the boat. Mud also recruits Ellis as his messenger to Juniper, who is lying low in town, awaiting their getaway. Then the dead man's powerful father (hulking bad old boy Joe Don Baker) rolls into town with a band of bounty hunters to take the fugitive, dead or alive.</w:t>
         <w:br/>
-        <w:t>The lingering small town, rural nature of the South is a major factor in the popularity of the Guard and Reserves in the region, said Rep. G.V. ''Sonny'' Montgomery, D-Miss., a high-ranking member of the House Armed Services Committee and chairman of the House Veterans Affairs Committee.</w:t>
+        <w:t>The boys learn there are undisclosed sides to Mud's story as he's revealed to be both less and more than he appears.</w:t>
         <w:br/>
-        <w:t>''It is the small town South,'' said Montgomery, a World War II veteran. ''It hasn't changed. That is the way it was in World War II, Korea and Vietnam.''</w:t>
+        <w:t>Though the film has a spirit all its own, comparisons to Tom Sawyer and Huckleberry Finn are inevitable. Nichols even has a mysterious key character (played by Sam Shepard) named Tom Blankenship, after Twain's real-life model for Huck Finn.</w:t>
         <w:br/>
-        <w:t>Unlike metropolitan areas where units often struggle to find volunteers, communities in the South jealously seek to get Guard and Reserve units because of their economic boost to the area, Montgomery said. These units become part of the fabric of small-town society, he said.</w:t>
+        <w:t>Like its inspirations, "Mud" grapples with mythical ideals of American manhood and captures the region's pastoral beauty and ugly civilization. It's also chock full of indelible characters; even the walk-ons are three-dimensional.</w:t>
         <w:br/>
-        <w:t>''It is kind of the center of the community, the armory. In the big city, you've got stadiums, coliseums, skating rinks.''</w:t>
+        <w:t>McConaughey is deeply committed in his work as the rustic Romeo, a gnarly, morally confusing ne'er-do-well whose unpredictability keeps us guessing. With greasy hair, a chipped front tooth and an air of regret, he's traded away his heartthrob image for a terrific role in a fine, resonant movie. It's a heck of a good deal.</w:t>
         <w:br/>
-        <w:t>The Persian Gulf crisis has shown the Pentagon's increased dependence on these Guard and Reserve units, which play a larger role today in both support and combat missions than ever before.</w:t>
+        <w:t>Colin Covert · 612-673-7186</w:t>
         <w:br/>
-        <w:t>The Pentagon has no regional breakdown of regular troops that may now be serving in the Persian Gulf.</w:t>
+        <w:t>Mud</w:t>
         <w:br/>
-        <w:t>But with its large working class and minority population, the South is undoubtedly a major contributor. The Pentagon says that nearly 21% of all its active troops are black. Blacks make up about 13% of the nation's population and are most heavily concentrated in the South.</w:t>
+        <w:t>Three and a half out of four stars</w:t>
         <w:br/>
-        <w:t>Many of the nation's military bases also are located in the South, where land has traditionally been cheap and the warm weather ideal for training.</w:t>
+        <w:t>Rating: PG-13 for some violence, sexual references, language, thematic elements and smoking.</w:t>
         <w:br/>
-        <w:t>''It is a question of training troops in a mild climate and not having to heat large areas,'' said Karl Cocke, historian with the Army's Center for Military History in Washington. ''There is more room there (in the South and Southwest) for training activities.''</w:t>
-        <w:br/>
-        <w:t>The South's traditional patriotism, political conservatism, and economic problems have been reasons why its citizens join the military.</w:t>
-        <w:br/>
-        <w:t>Those are some of the reasons that motivated Sgt. Wayne Morgan, 59, of Nettleton, Miss., a member of the Army National Guard's recently activated 155th Armored Brigade.</w:t>
-        <w:br/>
-        <w:t>Some join simply out of loyalty to the country, Morgan said. Others join for that reason and because of ''hard times … like when I got in (1974).''</w:t>
-        <w:br/>
-        <w:t>Morgan, who worked at a garment factory in 1974, said he joined at least in part because he ''needed the extra income for my home payment.''</w:t>
-        <w:br/>
-        <w:t xml:space="preserve"> TEXT OF GRAPHIC</w:t>
-        <w:br/>
-        <w:t>Desert Shield reservists</w:t>
-        <w:br/>
-        <w:t>Total number of reservists - including National Guard units - from each state called into active duty in Operation Desert Shield. The Department of Defense numbers are as of Nov. 25.</w:t>
-        <w:br/>
-        <w:t>Guam &amp; V.I.  0</w:t>
-        <w:br/>
-        <w:t>Source: Department of Defense</w:t>
-        <w:br/>
-        <w:br/>
-        <w:t>Graphic</w:t>
-        <w:br/>
-        <w:br/>
-        <w:t xml:space="preserve"> </w:t>
-        <w:br/>
-        <w:t>b/w, Source: Department of Defense; PHOTO; b/w, Fred Bayles, AP</w:t>
-        <w:br/>
-        <w:t xml:space="preserve"> </w:t>
-        <w:br/>
-        <w:t>CUTLINE: GULF GOODBYE: National Guard member Ulysses Calhoun kisses daughter Whitney before leaving South Carolina for Saudi Arabia on Sept. 17.</w:t>
+        <w:t>Theaters: Eden Prairie, Lagoon, Southdale.</w:t>
       </w:r>
     </w:p>
     <w:sectPr>
